--- a/companies/calderwood-partners/Engagements/Key Group/Meeting Minutes 2018-08-10 - Key Group.docx
+++ b/companies/calderwood-partners/Engagements/Key Group/Meeting Minutes 2018-08-10 - Key Group.docx
@@ -3,8 +3,16 @@
 <w:document xmlns:wpc="http://schemas.microsoft.com/office/word/2010/wordprocessingCanvas" xmlns:mo="http://schemas.microsoft.com/office/mac/office/2008/main" xmlns:mc="http://schemas.openxmlformats.org/markup-compatibility/2006" xmlns:mv="urn:schemas-microsoft-com:mac:vml" xmlns:o="urn:schemas-microsoft-com:office:office" xmlns:r="http://schemas.openxmlformats.org/officeDocument/2006/relationships" xmlns:m="http://schemas.openxmlformats.org/officeDocument/2006/math" xmlns:v="urn:schemas-microsoft-com:vml" xmlns:wp14="http://schemas.microsoft.com/office/word/2010/wordprocessingDrawing" xmlns:wp="http://schemas.openxmlformats.org/drawingml/2006/wordprocessingDrawing" xmlns:w10="urn:schemas-microsoft-com:office:word" xmlns:w="http://schemas.openxmlformats.org/wordprocessingml/2006/main" xmlns:w14="http://schemas.microsoft.com/office/word/2010/wordml" xmlns:wpg="http://schemas.microsoft.com/office/word/2010/wordprocessingGroup" xmlns:wpi="http://schemas.microsoft.com/office/word/2010/wordprocessingInk" xmlns:wne="http://schemas.microsoft.com/office/word/2006/wordml" xmlns:wps="http://schemas.microsoft.com/office/word/2010/wordprocessingShape" mc:Ignorable="w14 wp14">
   <w:body>
     <w:p>
+      <w:pPr>
+        <w:pStyle w:val="Heading1"/>
+      </w:pPr>
       <w:r>
-        <w:t>Notes from the working session on the shared services design for Key Group, at the client's offices. Recorded by Jason Torres.</w:t>
+        <w:t>Working Session -- Shared Services Design for Key Group</w:t>
+      </w:r>
+    </w:p>
+    <w:p>
+      <w:r>
+        <w:t>These minutes record a working session held in the later part of the engagement, at which we reviewed the target design now that it is substantially settled, walked through the transition plan that would let the client stand the shared organization up, and identified the few decisions that still have to be made before the design can be handed over; as with our earlier sessions they set down who attended, what was covered, and who owns each remaining step.</w:t>
       </w:r>
     </w:p>
     <w:p>
@@ -12,7 +20,7 @@
         <w:pStyle w:val="Heading2"/>
       </w:pPr>
       <w:r>
-        <w:t>Present at the session</w:t>
+        <w:t>Present</w:t>
       </w:r>
     </w:p>
     <w:p>
@@ -20,7 +28,7 @@
         <w:pStyle w:val="ListBullet"/>
       </w:pPr>
       <w:r>
-        <w:t>Jason Torres, Principal</w:t>
+        <w:t>Jason Torres, Principal, Calderwood Partners</w:t>
       </w:r>
     </w:p>
     <w:p>
@@ -28,7 +36,7 @@
         <w:pStyle w:val="ListBullet"/>
       </w:pPr>
       <w:r>
-        <w:t>Daniel Cisneros, Research Associate</w:t>
+        <w:t>Daniel Cisneros, Research Associate, Calderwood Partners</w:t>
       </w:r>
     </w:p>
     <w:p>
@@ -36,7 +44,7 @@
         <w:pStyle w:val="ListBullet"/>
       </w:pPr>
       <w:r>
-        <w:t>Steven Lowe, VP Finance, Key Group</w:t>
+        <w:t>Steven Lowe, Vice President, Finance, Key Group</w:t>
       </w:r>
     </w:p>
     <w:p>
@@ -44,37 +52,12 @@
         <w:pStyle w:val="Heading2"/>
       </w:pPr>
       <w:r>
-        <w:t>Discussion</w:t>
+        <w:t>The design as it now reads</w:t>
       </w:r>
     </w:p>
     <w:p>
       <w:r>
-        <w:t>This session was about the transition, not the design. The model is settled: transactional finance and procurement consolidate in the first wave, the transactional part of human resources moves a step behind, and the smallest unit stays out until the second year. What remained was to agree the sequence and the terms on which we recommend it.</w:t>
-      </w:r>
-    </w:p>
-    <w:p>
-      <w:r>
-        <w:t>Daniel Cisneros presented the business case. The one-time cost to stand the shared organization up and the annual saving once it runs are both firm now, and every figure traces to a workpaper. He noted that the saving holds even on the conservative volume assumption, which matters, because the case should not lean on a strong year to look good.</w:t>
-      </w:r>
-    </w:p>
-    <w:p>
-      <w:r>
-        <w:t>Two figures in the case are worth recording. The one-time cost is weighted toward the first wave, because the finance and procurement move carries the systems and relocation work while the later HR step is lighter. And the payback, on the conservative assumption, still falls inside the second year, which is the test Steven Lowe set at the outset for whether the move earns the disruption it causes.</w:t>
-      </w:r>
-    </w:p>
-    <w:p>
-      <w:r>
-        <w:t>My recommendation is the staged plan we have costed: finance and procurement first, over the back half of the year; the transactional HR work a quarter behind them; the smallest unit deferred. I would not compress it further. The saving is real, but the risk in this kind of move sits in the cutover, and a first wave that moves at a deliberate pace is what protects the service levels the units are worried about.</w:t>
-      </w:r>
-    </w:p>
-    <w:p>
-      <w:r>
-        <w:t>On the transition itself, Daniel Cisneros and I walked the cutover for the first wave. The controls that matter are the ones that keep the month-end close intact while the finance work moves, and the plan holds the old and new teams in parallel for one full close before the handover completes. It costs a few weeks of double running, and it is the cost I am least willing to cut, because a missed close is the one failure the units would not forgive.</w:t>
-      </w:r>
-    </w:p>
-    <w:p>
-      <w:r>
-        <w:t>Steven Lowe pressed on two points before he takes this to his leadership. First, he wants the chargeback model shown as it would appear on a unit's own budget, so each unit head sees exactly what changes for them. Second, he wants the service levels in the catalogue stated as commitments the shared organization is held to, not as aspirations. Both are fair, and both belong in the final pack. We agreed the final recommendation to Key Group leadership will carry the staged plan, the business case, and the governance terms as a single document.</w:t>
+        <w:t>Daniel Cisneros took the group through the target design in close to its final form, covering the services the shared organization would provide, the levels it would commit to, and the mechanism by which its cost would be recovered from the units it serves. The design consolidates the finance and procurement transactional activities that the baseline showed to be genuinely duplicated, and it deliberately leaves in the units the two functions we had carried forward as open questions, on the finding that bringing them in would have relocated effort rather than reduced it; Steven Lowe accepted that reasoning and asked only that the rationale be recorded plainly in the final design, so that the decision is not reopened later by someone who was not in the room for it.</w:t>
       </w:r>
     </w:p>
     <w:p>
@@ -82,7 +65,33 @@
         <w:pStyle w:val="Heading2"/>
       </w:pPr>
       <w:r>
-        <w:t>Owners and next actions</w:t>
+        <w:t>Transition and the readiness of the client team</w:t>
+      </w:r>
+    </w:p>
+    <w:p>
+      <w:r>
+        <w:t>The larger part of the session concerned the transition, and in particular whether Key Group has the people and the governance in place to operate the shared organization once we withdraw. Steven Lowe was candid that a service organization stands or falls on whether the units accept its authority, and we agreed that the transition plan has to name, for each consolidated activity, the point at which responsibility passes from the units to the shared organization and the person on the client side who owns it thereafter; we also agreed that a service-level agreement drafted but never enforced is worse than none at all, and that the governance forum must have real standing from its first day.</w:t>
+      </w:r>
+    </w:p>
+    <w:p>
+      <w:pPr>
+        <w:pStyle w:val="Heading2"/>
+      </w:pPr>
+      <w:r>
+        <w:t>What remains open</w:t>
+      </w:r>
+    </w:p>
+    <w:p>
+      <w:r>
+        <w:t>Two matters remain genuinely open and were left so deliberately. The first is the treatment of the shared organization's own cost in its first year, where Steven Lowe wants to test one further recovery method against the one we have recommended before he settles it with his unit heads. The second is the sequence of the transition itself, which we will finalize only once the client has confirmed which unit is willing to move first, since a well-chosen first mover makes the rest of the sequence appreciably easier to carry.</w:t>
+      </w:r>
+    </w:p>
+    <w:p>
+      <w:pPr>
+        <w:pStyle w:val="Heading2"/>
+      </w:pPr>
+      <w:r>
+        <w:t>Action items</w:t>
       </w:r>
     </w:p>
     <w:p>
@@ -90,7 +99,7 @@
         <w:pStyle w:val="ListBullet"/>
       </w:pPr>
       <w:r>
-        <w:t>Daniel Cisneros: restate the chargeback model at the unit level and confirm every figure ties to a workpaper. Before the final review.</w:t>
+        <w:t>1. Daniel Cisneros will record in the final design the rationale for leaving the two contested functions in the units, so that the decision stands on its stated reasons. Target: within one week.</w:t>
       </w:r>
     </w:p>
     <w:p>
@@ -98,7 +107,7 @@
         <w:pStyle w:val="ListBullet"/>
       </w:pPr>
       <w:r>
-        <w:t>Jason Torres: finalize the staged transition plan and the service-level commitments in the catalogue. Before the final review.</w:t>
+        <w:t>2. Steven Lowe will test the alternative first-year cost-recovery method against the recommended one with his unit heads and return a decision. Target: two weeks.</w:t>
       </w:r>
     </w:p>
     <w:p>
@@ -106,7 +115,7 @@
         <w:pStyle w:val="ListBullet"/>
       </w:pPr>
       <w:r>
-        <w:t>Jason Torres: assemble the final recommendation as one pack, with the plan, the case, and the governance terms together. Before the final review.</w:t>
+        <w:t>3. Jason Torres will fold the confirmed first mover into the transition sequence once the client names the unit, and circulate the revised sequence. Target: on confirmation.</w:t>
       </w:r>
     </w:p>
     <w:p>
@@ -114,7 +123,12 @@
         <w:pStyle w:val="ListBullet"/>
       </w:pPr>
       <w:r>
-        <w:t>Steven Lowe: schedule the leadership review and confirm who from each unit should see the chargeback detail. Within two weeks.</w:t>
+        <w:t>4. The engagement team will bring the completed design and transition plan to the next session for review ahead of handover. Target: next scheduled session.</w:t>
+      </w:r>
+    </w:p>
+    <w:p>
+      <w:r>
+        <w:t>With the design now settled in all but the two matters noted, the engagement's remaining work is chiefly the transition and the orderly handover of both, and I would ask that the open cost-recovery question and the choice of first mover be closed before our next session, so that the final materials do not have to wait on them.</w:t>
       </w:r>
     </w:p>
     <w:sectPr>
